--- a/reports/Group/00 - Identification Form.docx
+++ b/reports/Group/00 - Identification Form.docx
@@ -499,7 +499,15 @@
                     <w:iCs/>
                     <w:color w:val="000000"/>
                   </w:rPr>
-                  <w:t>/Acme-Starters-C</w:t>
+                  <w:t>/Acme-Starters-</w:t>
+                </w:r>
+                <w:r>
+                  <w:rPr>
+                    <w:i/>
+                    <w:iCs/>
+                    <w:color w:val="000000"/>
+                  </w:rPr>
+                  <w:t>B</w:t>
                 </w:r>
               </w:sdtContent>
             </w:sdt>
@@ -1157,6 +1165,42 @@
                   </w:rPr>
                   <w:t>Manager, Developer</w:t>
                 </w:r>
+                <w:r>
+                  <w:rPr>
+                    <w:i/>
+                    <w:iCs/>
+                    <w:sz w:val="22"/>
+                    <w:szCs w:val="22"/>
+                  </w:rPr>
+                  <w:t>,</w:t>
+                </w:r>
+                <w:r>
+                  <w:rPr>
+                    <w:i/>
+                    <w:iCs/>
+                    <w:sz w:val="22"/>
+                    <w:szCs w:val="22"/>
+                  </w:rPr>
+                  <w:t xml:space="preserve"> </w:t>
+                </w:r>
+                <w:r>
+                  <w:rPr>
+                    <w:i/>
+                    <w:iCs/>
+                    <w:sz w:val="22"/>
+                    <w:szCs w:val="22"/>
+                  </w:rPr>
+                  <w:t>Analyst</w:t>
+                </w:r>
+                <w:r>
+                  <w:rPr>
+                    <w:i/>
+                    <w:iCs/>
+                    <w:sz w:val="22"/>
+                    <w:szCs w:val="22"/>
+                  </w:rPr>
+                  <w:t xml:space="preserve"> </w:t>
+                </w:r>
               </w:p>
             </w:tc>
           </w:sdtContent>
@@ -1239,12 +1283,10 @@
                 <w:pPr>
                   <w:spacing w:before="0" w:after="0" w:line="240" w:lineRule="atLeast"/>
                   <w:rPr>
-                    <w:rFonts w:asciiTheme="majorHAnsi" w:eastAsia="Calibri" w:hAnsiTheme="majorHAnsi" w:cstheme="majorHAnsi"/>
                     <w:i/>
                     <w:iCs/>
                     <w:sz w:val="22"/>
                     <w:szCs w:val="22"/>
-                    <w:lang w:val="es-ES"/>
                   </w:rPr>
                 </w:pPr>
                 <w:r>
@@ -1263,7 +1305,7 @@
                     <w:sz w:val="22"/>
                     <w:szCs w:val="22"/>
                   </w:rPr>
-                  <w:t>Analyst</w:t>
+                  <w:t>Tester</w:t>
                 </w:r>
               </w:p>
             </w:tc>
@@ -1962,7 +2004,7 @@
                     <w:sz w:val="22"/>
                     <w:szCs w:val="22"/>
                   </w:rPr>
-                  <w:t>Analyst</w:t>
+                  <w:t>Tester</w:t>
                 </w:r>
               </w:p>
             </w:tc>
@@ -2046,12 +2088,10 @@
                 <w:pPr>
                   <w:spacing w:before="0" w:after="0" w:line="240" w:lineRule="atLeast"/>
                   <w:rPr>
-                    <w:rFonts w:asciiTheme="majorHAnsi" w:eastAsia="Calibri" w:hAnsiTheme="majorHAnsi" w:cstheme="majorHAnsi"/>
                     <w:i/>
                     <w:iCs/>
-                    <w:sz w:val="22"/>
-                    <w:szCs w:val="22"/>
-                    <w:lang w:val="es-ES"/>
+                    <w:sz w:val="20"/>
+                    <w:szCs w:val="20"/>
                   </w:rPr>
                 </w:pPr>
                 <w:r>
@@ -2070,7 +2110,16 @@
                     <w:sz w:val="20"/>
                     <w:szCs w:val="20"/>
                   </w:rPr>
-                  <w:t xml:space="preserve"> Operator</w:t>
+                  <w:t xml:space="preserve"> </w:t>
+                </w:r>
+                <w:r>
+                  <w:rPr>
+                    <w:i/>
+                    <w:iCs/>
+                    <w:sz w:val="20"/>
+                    <w:szCs w:val="20"/>
+                  </w:rPr>
+                  <w:t>Tester</w:t>
                 </w:r>
               </w:p>
             </w:tc>
@@ -2573,6 +2622,15 @@
                   </w:rPr>
                   <w:t>Tester</w:t>
                 </w:r>
+                <w:r>
+                  <w:rPr>
+                    <w:i/>
+                    <w:iCs/>
+                    <w:sz w:val="20"/>
+                    <w:szCs w:val="20"/>
+                  </w:rPr>
+                  <w:t>, Operator</w:t>
+                </w:r>
               </w:p>
             </w:tc>
           </w:sdtContent>
@@ -2686,7 +2744,31 @@
                     <w:szCs w:val="22"/>
                     <w:lang w:val="es-ES"/>
                   </w:rPr>
-                  <w:t>Escuela técnica Superior de Ingeniería Informática febrero 9, 2026</w:t>
+                  <w:t xml:space="preserve">Escuela técnica Superior de Ingeniería Informática </w:t>
+                </w:r>
+                <w:proofErr w:type="gramStart"/>
+                <w:r>
+                  <w:rPr>
+                    <w:rFonts w:asciiTheme="majorHAnsi" w:eastAsia="Calibri Light" w:hAnsiTheme="majorHAnsi" w:cstheme="majorHAnsi"/>
+                    <w:i/>
+                    <w:iCs/>
+                    <w:sz w:val="22"/>
+                    <w:szCs w:val="22"/>
+                    <w:lang w:val="es-ES"/>
+                  </w:rPr>
+                  <w:t>Abril</w:t>
+                </w:r>
+                <w:proofErr w:type="gramEnd"/>
+                <w:r>
+                  <w:rPr>
+                    <w:rFonts w:asciiTheme="majorHAnsi" w:eastAsia="Calibri Light" w:hAnsiTheme="majorHAnsi" w:cstheme="majorHAnsi"/>
+                    <w:i/>
+                    <w:iCs/>
+                    <w:sz w:val="22"/>
+                    <w:szCs w:val="22"/>
+                    <w:lang w:val="es-ES"/>
+                  </w:rPr>
+                  <w:t xml:space="preserve"> 9, 2026</w:t>
                 </w:r>
               </w:sdtContent>
             </w:sdt>
@@ -5398,11 +5480,13 @@
     <w:rsid w:val="00210A8A"/>
     <w:rsid w:val="00212213"/>
     <w:rsid w:val="00213D82"/>
+    <w:rsid w:val="00275DA3"/>
     <w:rsid w:val="002800FB"/>
     <w:rsid w:val="00314F21"/>
     <w:rsid w:val="004C28F8"/>
     <w:rsid w:val="00620AAC"/>
     <w:rsid w:val="00743CC5"/>
+    <w:rsid w:val="00770546"/>
     <w:rsid w:val="007D11E9"/>
     <w:rsid w:val="007D7582"/>
     <w:rsid w:val="00807725"/>
